--- a/١٠ - أدلّة استخدام المنصة/English/Platform User Guide — Complex Manager — Ibn Khaldun Schools.docx
+++ b/١٠ - أدلّة استخدام المنصة/English/Platform User Guide — Complex Manager — Ibn Khaldun Schools.docx
@@ -942,7 +942,7 @@
       <w:r>
         <w:drawing>
           <wp:inline xmlns:a="http://schemas.openxmlformats.org/drawingml/2006/main" xmlns:pic="http://schemas.openxmlformats.org/drawingml/2006/picture">
-            <wp:extent cx="6051733" cy="3960000"/>
+            <wp:extent cx="5934077" cy="3960000"/>
             <wp:docPr id="3" name="Picture 3"/>
             <wp:cNvGraphicFramePr>
               <a:graphicFrameLocks noChangeAspect="1"/>
@@ -963,7 +963,7 @@
                   <pic:spPr>
                     <a:xfrm>
                       <a:off x="0" y="0"/>
-                      <a:ext cx="6051733" cy="3960000"/>
+                      <a:ext cx="5934077" cy="3960000"/>
                     </a:xfrm>
                     <a:prstGeom prst="rect"/>
                   </pic:spPr>
@@ -1228,7 +1228,7 @@
       <w:r>
         <w:drawing>
           <wp:inline xmlns:a="http://schemas.openxmlformats.org/drawingml/2006/main" xmlns:pic="http://schemas.openxmlformats.org/drawingml/2006/picture">
-            <wp:extent cx="6051733" cy="3960000"/>
+            <wp:extent cx="5934077" cy="3960000"/>
             <wp:docPr id="5" name="Picture 5"/>
             <wp:cNvGraphicFramePr>
               <a:graphicFrameLocks noChangeAspect="1"/>
@@ -1249,7 +1249,7 @@
                   <pic:spPr>
                     <a:xfrm>
                       <a:off x="0" y="0"/>
-                      <a:ext cx="6051733" cy="3960000"/>
+                      <a:ext cx="5934077" cy="3960000"/>
                     </a:xfrm>
                     <a:prstGeom prst="rect"/>
                   </pic:spPr>

--- a/١٠ - أدلّة استخدام المنصة/English/Platform User Guide — Complex Manager — Ibn Khaldun Schools.docx
+++ b/١٠ - أدلّة استخدام المنصة/English/Platform User Guide — Complex Manager — Ibn Khaldun Schools.docx
@@ -96,7 +96,7 @@
           <w:szCs w:val="20"/>
           <w:rtl w:val="0"/>
         </w:rPr>
-        <w:t xml:space="preserve">, not a single school. And you are part of the “supporting team”: you observe the lessons whose </w:t>
+        <w:t xml:space="preserve">, not a single school, and you observe </w:t>
       </w:r>
       <w:r>
         <w:rPr>
@@ -108,7 +108,7 @@
           <w:bCs/>
           <w:rtl w:val="0"/>
         </w:rPr>
-        <w:t>subject has no supervisor</w:t>
+        <w:t>any lesson in it</w:t>
       </w:r>
       <w:r>
         <w:rPr>
@@ -119,7 +119,7 @@
           <w:szCs w:val="20"/>
           <w:rtl w:val="0"/>
         </w:rPr>
-        <w:t xml:space="preserve"> — roughly five lessons in every twenty-five, which would otherwise go unrated.</w:t>
+        <w:t>: you have your own independent form with its own score and your name, which no other evaluator overwrites. The adopted score for a lesson is the average of those who scored it.</w:t>
       </w:r>
     </w:p>
     <w:tbl>
@@ -814,7 +814,7 @@
           <w:bCs/>
           <w:rtl w:val="0"/>
         </w:rPr>
-        <w:t xml:space="preserve">  Know what falls to you</w:t>
+        <w:t xml:space="preserve">  Know what needs you first</w:t>
       </w:r>
     </w:p>
     <w:p>
@@ -870,7 +870,7 @@
           <w:szCs w:val="19"/>
           <w:rtl w:val="0"/>
         </w:rPr>
-        <w:t>These alone are what you observe — together with the academic deputy and the principal.</w:t>
+        <w:t>Start with these — no one but you and those with you observes them.</w:t>
       </w:r>
     </w:p>
     <w:tbl>
@@ -923,7 +923,7 @@
                 <w:bCs/>
                 <w:rtl w:val="0"/>
               </w:rPr>
-              <w:t>⛔  What does have a supervisor is not yours to observe: its form does not open for you, and that is correct.</w:t>
+              <w:t>⛔  And you observe the rest as well: the form opens for you on any lesson in your complex.</w:t>
             </w:r>
           </w:p>
         </w:tc>
@@ -1018,7 +1018,7 @@
           <w:bCs/>
           <w:rtl w:val="0"/>
         </w:rPr>
-        <w:t xml:space="preserve">  Observe a gap lesson</w:t>
+        <w:t xml:space="preserve">  Observe the lesson</w:t>
       </w:r>
     </w:p>
     <w:p>
@@ -1046,7 +1046,7 @@
           <w:szCs w:val="19"/>
           <w:rtl w:val="0"/>
         </w:rPr>
-        <w:t>Open the lesson from the report; your capacity “Complex manager” is filled in from your role.</w:t>
+        <w:t>Open the lesson; your capacity “Complex manager” is filled in from your role.</w:t>
       </w:r>
     </w:p>
     <w:p>
@@ -1076,6 +1076,67 @@
         </w:rPr>
         <w:t>Fill the form and the strategy card, then approve the result.</w:t>
       </w:r>
+    </w:p>
+    <w:tbl>
+      <w:tblPr>
+        <w:bidiVisual/>
+        <w:tblW w:w="5000" w:type="pct"/>
+        <w:jc w:val="center"/>
+        <w:tblBorders>
+          <w:top w:val="single" w:sz="8" w:space="0" w:color="E6B8B8"/>
+          <w:left w:val="single" w:sz="8" w:space="0" w:color="E6B8B8"/>
+          <w:bottom w:val="single" w:sz="8" w:space="0" w:color="E6B8B8"/>
+          <w:right w:val="single" w:sz="8" w:space="0" w:color="E6B8B8"/>
+          <w:insideH w:val="single" w:sz="4" w:space="0" w:color="C9D2DE"/>
+          <w:insideV w:val="single" w:sz="4" w:space="0" w:color="C9D2DE"/>
+        </w:tblBorders>
+        <w:tblLayout w:type="fixed"/>
+        <w:tblCellMar>
+          <w:top w:w="14" w:type="dxa"/>
+          <w:left w:w="70" w:type="dxa"/>
+          <w:bottom w:w="14" w:type="dxa"/>
+          <w:right w:w="70" w:type="dxa"/>
+        </w:tblCellMar>
+        <w:tblLook w:firstColumn="1" w:firstRow="1" w:lastColumn="0" w:lastRow="0" w:noHBand="0" w:noVBand="1" w:val="04A0"/>
+      </w:tblPr>
+      <w:tblGrid>
+        <w:gridCol w:w="10771"/>
+      </w:tblGrid>
+      <w:tr>
+        <w:trPr>
+          <w:cantSplit/>
+        </w:trPr>
+        <w:tc>
+          <w:tcPr>
+            <w:tcW w:w="5000" w:type="pct"/>
+            <w:shd w:val="clear" w:color="auto" w:fill="FDF3F3"/>
+            <w:vAlign w:val="center"/>
+          </w:tcPr>
+          <w:p>
+            <w:pPr>
+              <w:spacing w:before="0" w:after="0" w:line="242" w:lineRule="exact"/>
+            </w:pPr>
+            <w:r/>
+            <w:r>
+              <w:rPr>
+                <w:rFonts w:ascii="Helvetica Neue" w:hAnsi="Helvetica Neue" w:cs="Helvetica Neue" w:eastAsia="Helvetica Neue"/>
+                <w:b/>
+                <w:color w:val="C00000"/>
+                <w:sz w:val="18"/>
+                <w:szCs w:val="18"/>
+                <w:bCs/>
+                <w:rtl w:val="0"/>
+              </w:rPr>
+              <w:t>⛔  Your form carries your name alone — and anyone who scored it with you appears beside you.</w:t>
+            </w:r>
+          </w:p>
+        </w:tc>
+      </w:tr>
+    </w:tbl>
+    <w:p>
+      <w:pPr>
+        <w:spacing w:before="0" w:after="80"/>
+      </w:pPr>
     </w:p>
     <w:p>
       <w:pPr>
@@ -1438,7 +1499,7 @@
                 <w:szCs w:val="18"/>
                 <w:rtl w:val="0"/>
               </w:rPr>
-              <w:t>It has a named subject supervisor, and observing it is theirs. You observe what has none.</w:t>
+              <w:t>It is outside your complex — observing belongs to whoever has the lesson in scope. Anything inside your complex does open for you.</w:t>
             </w:r>
           </w:p>
         </w:tc>
@@ -1636,7 +1697,7 @@
           <w:szCs w:val="18"/>
           <w:rtl w:val="0"/>
         </w:rPr>
-        <w:t>You do — whoever observes approves. No one approves a mark whose form they did not fill.</w:t>
+        <w:t>You do — whoever observes approves. If someone scored it with you, the adopted score is the average of both.</w:t>
       </w:r>
     </w:p>
     <w:tbl>
